--- a/docs/hub/estate/Planning and Insight/Working/NSS/NSS 1052 pack summary (auto-generated).docx
+++ b/docs/hub/estate/Planning and Insight/Working/NSS/NSS 1052 pack summary (auto-generated).docx
@@ -29,7 +29,7 @@
     <w:p>
       <w:r>
         <w:rPr/>
-        <w:t>The NSS 1052 results for the Faculty of Health and Education show a notable decline in student satisfaction with Assessment and Feedback. Assessment and Feedback satisfaction across the Faculty fell by 0.08 points, from 3.74 to 3.7. Overall satisfaction remained broadly stable at 3.74.</w:t>
+        <w:t>The NSS 1052 results for the Faculty of Health and Education show a notable decline in student satisfaction with Assessment and Feedback. Assessment and Feedback satisfaction across the Faculty fell by 0.06 points, from 3.65 to 3.62. Overall satisfaction remained broadly stable at 3.82.</w:t>
       </w:r>
     </w:p>
     <w:p>
